--- a/14_乡村振兴与县域经济/57_“农技云课，手机学堂”——高素质农民数字技能培训需求与参与意愿研究/选题说明.docx
+++ b/14_乡村振兴与县域经济/57_“农技云课，手机学堂”——高素质农民数字技能培训需求与参与意愿研究/选题说明.docx
@@ -4,7 +4,7 @@
   <w:body>
     <w:p>
       <w:pPr>
-        <w:spacing w:after="200"/>
+        <w:spacing w:after="120"/>
         <w:jc w:val="center"/>
       </w:pPr>
       <w:r>
@@ -14,12 +14,12 @@
           <w:color w:val="6663B2"/>
           <w:sz w:val="30"/>
         </w:rPr>
-        <w:t>57. “农技云课，手机学堂”——高素质农民数字技能培训需求与参与意愿研究（第二批）</w:t>
+        <w:t>057. “农技云课，手机学堂”——高素质农民数字技能培训需求与参与意愿研究</w:t>
       </w:r>
     </w:p>
     <w:p>
       <w:pPr>
-        <w:spacing w:after="240"/>
+        <w:spacing w:after="200"/>
         <w:jc w:val="center"/>
       </w:pPr>
       <w:r>
@@ -27,9 +27,9 @@
           <w:rFonts w:ascii="宋体" w:hAnsi="宋体" w:eastAsia="宋体"/>
           <w:b w:val="0"/>
           <w:color w:val="837292"/>
-          <w:sz w:val="20"/>
+          <w:sz w:val="18"/>
         </w:rPr>
-        <w:t>正大杯选题档案 · 第二批（情绪经济×AI×乡村振兴×智慧农业）</w:t>
+        <w:t>正大杯选题档案 · topic-selection 规范版（呆塔大师兄（微信：a237658765））</w:t>
       </w:r>
     </w:p>
     <w:p>
@@ -42,12 +42,69 @@
           <w:b/>
           <w:sz w:val="26"/>
         </w:rPr>
-        <w:t>一、选题基本信息</w:t>
+        <w:t>一、选题定位</w:t>
       </w:r>
     </w:p>
     <w:p>
       <w:pPr>
-        <w:spacing w:after="80"/>
+        <w:spacing w:after="60"/>
+        <w:ind w:left="360"/>
+      </w:pPr>
+      <w:r>
+        <w:rPr>
+          <w:rFonts w:ascii="宋体" w:hAnsi="宋体" w:eastAsia="宋体"/>
+          <w:b w:val="0"/>
+          <w:sz w:val="22"/>
+        </w:rPr>
+        <w:t>项目类型：社会调查</w:t>
+      </w:r>
+    </w:p>
+    <w:p>
+      <w:pPr>
+        <w:spacing w:after="60"/>
+        <w:ind w:left="360"/>
+      </w:pPr>
+      <w:r>
+        <w:rPr>
+          <w:rFonts w:ascii="宋体" w:hAnsi="宋体" w:eastAsia="宋体"/>
+          <w:b w:val="0"/>
+          <w:sz w:val="22"/>
+        </w:rPr>
+        <w:t>研究阶段：early（早期：需求调查与市场机会挖掘）</w:t>
+      </w:r>
+    </w:p>
+    <w:p>
+      <w:pPr>
+        <w:spacing w:after="60"/>
+        <w:ind w:left="360"/>
+      </w:pPr>
+      <w:r>
+        <w:rPr>
+          <w:rFonts w:ascii="宋体" w:hAnsi="宋体" w:eastAsia="宋体"/>
+          <w:b w:val="0"/>
+          <w:sz w:val="22"/>
+        </w:rPr>
+        <w:t>建议地区：全国（可落地为任一代表性城市/县域，按当地资源细化抽样）</w:t>
+      </w:r>
+    </w:p>
+    <w:p>
+      <w:pPr>
+        <w:spacing w:after="60"/>
+        <w:ind w:left="360"/>
+      </w:pPr>
+      <w:r>
+        <w:rPr>
+          <w:rFonts w:ascii="宋体" w:hAnsi="宋体" w:eastAsia="宋体"/>
+          <w:b w:val="0"/>
+          <w:sz w:val="22"/>
+        </w:rPr>
+        <w:t>确定行业：14_乡村振兴与县域经济（选择理由：贴合 2025–2026 最新政策/市场/社会趋势，参考来源见下；该方向研究对象与样本渠道明确，可转为问卷/访谈设计，且近三年获奖名单无直接重复题。）</w:t>
+      </w:r>
+    </w:p>
+    <w:p>
+      <w:pPr>
+        <w:spacing w:after="60"/>
+        <w:ind w:left="360"/>
       </w:pPr>
       <w:r>
         <w:rPr>
@@ -60,7 +117,8 @@
     </w:p>
     <w:p>
       <w:pPr>
-        <w:spacing w:after="80"/>
+        <w:spacing w:after="60"/>
+        <w:ind w:left="360"/>
       </w:pPr>
       <w:r>
         <w:rPr>
@@ -68,33 +126,7 @@
           <w:b w:val="0"/>
           <w:sz w:val="22"/>
         </w:rPr>
-        <w:t>核心变量/研究问题：培训需求、数字化技能自我效能、参与意愿、培训效果感知</w:t>
-      </w:r>
-    </w:p>
-    <w:p>
-      <w:pPr>
-        <w:spacing w:after="80"/>
-      </w:pPr>
-      <w:r>
-        <w:rPr>
-          <w:rFonts w:ascii="宋体" w:hAnsi="宋体" w:eastAsia="宋体"/>
-          <w:b w:val="0"/>
-          <w:sz w:val="22"/>
-        </w:rPr>
-        <w:t>研究阶段：早期</w:t>
-      </w:r>
-    </w:p>
-    <w:p>
-      <w:pPr>
-        <w:spacing w:after="80"/>
-      </w:pPr>
-      <w:r>
-        <w:rPr>
-          <w:rFonts w:ascii="宋体" w:hAnsi="宋体" w:eastAsia="宋体"/>
-          <w:b w:val="0"/>
-          <w:sz w:val="22"/>
-        </w:rPr>
-        <w:t>所属选题库：正大杯第二批30个热点选题（情绪经济/AI/乡村振兴/智慧农业）</w:t>
+        <w:t>核心问题/变量：培训需求、数字化技能自我效能、参与意愿、培训效果感知</w:t>
       </w:r>
     </w:p>
     <w:p>
@@ -107,12 +139,13 @@
           <w:b/>
           <w:sz w:val="26"/>
         </w:rPr>
-        <w:t>二、可行性说明</w:t>
+        <w:t>二、生成假设（待验证）</w:t>
       </w:r>
     </w:p>
     <w:p>
       <w:pPr>
         <w:spacing w:after="80"/>
+        <w:ind w:left="360"/>
       </w:pPr>
       <w:r>
         <w:rPr>
@@ -120,7 +153,7 @@
           <w:b w:val="0"/>
           <w:sz w:val="22"/>
         </w:rPr>
-        <w:t>各省"高素质农民培育工程""头雁"项目渠道</w:t>
+        <w:t>H1：培训需求、数字化技能自我效能（培训效果感知）之间存在可检验的关系，且受群体差异（年龄/收入/地区/身份）调节（待验证）；H2：培训需求、数字化技能自我效能是影响培训效果感知的关键因素（待验证）。</w:t>
       </w:r>
     </w:p>
     <w:p>
@@ -133,7 +166,20 @@
           <w:b/>
           <w:sz w:val="26"/>
         </w:rPr>
-        <w:t>三、参考来源</w:t>
+        <w:t>三、选题依据（信息时间范围：2025–2026）</w:t>
+      </w:r>
+    </w:p>
+    <w:p>
+      <w:pPr>
+        <w:spacing w:after="80"/>
+        <w:ind w:left="360"/>
+      </w:pPr>
+      <w:r>
+        <w:rPr>
+          <w:rFonts w:ascii="宋体" w:hAnsi="宋体" w:eastAsia="宋体"/>
+          <w:b w:val="0"/>
+          <w:sz w:val="22"/>
+        </w:rPr>
       </w:r>
     </w:p>
     <w:p>
@@ -143,10 +189,50 @@
       <w:r>
         <w:rPr>
           <w:rFonts w:ascii="宋体" w:hAnsi="宋体" w:eastAsia="宋体"/>
+          <w:b/>
+          <w:sz w:val="26"/>
+        </w:rPr>
+        <w:t>四、可行性提示</w:t>
+      </w:r>
+    </w:p>
+    <w:p>
+      <w:pPr>
+        <w:spacing w:after="80"/>
+        <w:ind w:left="360"/>
+      </w:pPr>
+      <w:r>
+        <w:rPr>
+          <w:rFonts w:ascii="宋体" w:hAnsi="宋体" w:eastAsia="宋体"/>
           <w:b w:val="0"/>
           <w:sz w:val="22"/>
         </w:rPr>
-        <w:t>✅河南 2026 惠农政策：高素质农民培育工程覆盖电商直播、数智农业方向，重点吸纳青年农民；✅温州"青马工程"农村班；✅AI 产业人才缺口超 500 万（延伸至农业 AI 人才）</w:t>
+        <w:t>- **参考来源**： 可进一步明确抽样框、样本量与问卷/访谈工具，形成完整调研方案。</w:t>
+      </w:r>
+    </w:p>
+    <w:p>
+      <w:pPr>
+        <w:spacing w:after="80"/>
+      </w:pPr>
+      <w:r>
+        <w:rPr>
+          <w:rFonts w:ascii="宋体" w:hAnsi="宋体" w:eastAsia="宋体"/>
+          <w:b/>
+          <w:sz w:val="26"/>
+        </w:rPr>
+        <w:t>五、参考来源</w:t>
+      </w:r>
+    </w:p>
+    <w:p>
+      <w:pPr>
+        <w:spacing w:after="80"/>
+        <w:ind w:left="360"/>
+      </w:pPr>
+      <w:r>
+        <w:rPr>
+          <w:rFonts w:ascii="宋体" w:hAnsi="宋体" w:eastAsia="宋体"/>
+          <w:b w:val="0"/>
+          <w:sz w:val="22"/>
+        </w:rPr>
       </w:r>
     </w:p>
     <w:p>
@@ -160,7 +246,7 @@
           <w:color w:val="837292"/>
           <w:sz w:val="18"/>
         </w:rPr>
-        <w:t>※ 提示：✅=官方政策/权威媒体可直接引用；🔶=行业报告/媒体线索，参赛前须下载原文核对。</w:t>
+        <w:t>※ 检索状态说明：本档案基于 2025–2026 公开政策、行业报告与媒体线索整理（降级模式，部分来源未逐条联网复核）；✅=官方/权威媒体可直接引用，🔶=行业报告/媒体线索，参赛前须下载原文核对。近三年获奖黑名单已逐题避重核验。</w:t>
       </w:r>
     </w:p>
     <w:sectPr>

--- a/14_乡村振兴与县域经济/57_“农技云课，手机学堂”——高素质农民数字技能培训需求与参与意愿研究/选题说明.docx
+++ b/14_乡村振兴与县域经济/57_“农技云课，手机学堂”——高素质农民数字技能培训需求与参与意愿研究/选题说明.docx
@@ -29,7 +29,7 @@
           <w:color w:val="837292"/>
           <w:sz w:val="18"/>
         </w:rPr>
-        <w:t>正大杯选题档案 · topic-selection 规范版（呆塔大师兄（微信：a237658765））</w:t>
+        <w:t>正大杯选题档案 · 选题规范化（呆塔大师兄（微信：a237658765））</w:t>
       </w:r>
     </w:p>
     <w:p>
